--- a/Basic Programming Topic/Design pattern.docx
+++ b/Basic Programming Topic/Design pattern.docx
@@ -1,6 +1,6 @@
 
 <file path=word/document.xml><?xml version="1.0" encoding="utf-8"?>
-<w:document xmlns:wpc="http://schemas.microsoft.com/office/word/2010/wordprocessingCanvas" xmlns:cx="http://schemas.microsoft.com/office/drawing/2014/chartex" xmlns:cx1="http://schemas.microsoft.com/office/drawing/2015/9/8/chartex" xmlns:mc="http://schemas.openxmlformats.org/markup-compatibility/2006" xmlns:o="urn:schemas-microsoft-com:office:office" xmlns:r="http://schemas.openxmlformats.org/officeDocument/2006/relationships" xmlns:m="http://schemas.openxmlformats.org/officeDocument/2006/math" xmlns:v="urn:schemas-microsoft-com:vml" xmlns:wp14="http://schemas.microsoft.com/office/word/2010/wordprocessingDrawing" xmlns:wp="http://schemas.openxmlformats.org/drawingml/2006/wordprocessingDrawing" xmlns:w10="urn:schemas-microsoft-com:office:word" xmlns:w="http://schemas.openxmlformats.org/wordprocessingml/2006/main" xmlns:w14="http://schemas.microsoft.com/office/word/2010/wordml" xmlns:w15="http://schemas.microsoft.com/office/word/2012/wordml" xmlns:w16se="http://schemas.microsoft.com/office/word/2015/wordml/symex" xmlns:wpg="http://schemas.microsoft.com/office/word/2010/wordprocessingGroup" xmlns:wpi="http://schemas.microsoft.com/office/word/2010/wordprocessingInk" xmlns:wne="http://schemas.microsoft.com/office/word/2006/wordml" xmlns:wps="http://schemas.microsoft.com/office/word/2010/wordprocessingShape" mc:Ignorable="w14 w15 w16se wp14">
+<w:document xmlns:wpc="http://schemas.microsoft.com/office/word/2010/wordprocessingCanvas" xmlns:cx="http://schemas.microsoft.com/office/drawing/2014/chartex" xmlns:cx1="http://schemas.microsoft.com/office/drawing/2015/9/8/chartex" xmlns:cx2="http://schemas.microsoft.com/office/drawing/2015/10/21/chartex" xmlns:cx3="http://schemas.microsoft.com/office/drawing/2016/5/9/chartex" xmlns:cx4="http://schemas.microsoft.com/office/drawing/2016/5/10/chartex" xmlns:cx5="http://schemas.microsoft.com/office/drawing/2016/5/11/chartex" xmlns:cx6="http://schemas.microsoft.com/office/drawing/2016/5/12/chartex" xmlns:cx7="http://schemas.microsoft.com/office/drawing/2016/5/13/chartex" xmlns:cx8="http://schemas.microsoft.com/office/drawing/2016/5/14/chartex" xmlns:mc="http://schemas.openxmlformats.org/markup-compatibility/2006" xmlns:aink="http://schemas.microsoft.com/office/drawing/2016/ink" xmlns:am3d="http://schemas.microsoft.com/office/drawing/2017/model3d" xmlns:o="urn:schemas-microsoft-com:office:office" xmlns:r="http://schemas.openxmlformats.org/officeDocument/2006/relationships" xmlns:m="http://schemas.openxmlformats.org/officeDocument/2006/math" xmlns:v="urn:schemas-microsoft-com:vml" xmlns:wp14="http://schemas.microsoft.com/office/word/2010/wordprocessingDrawing" xmlns:wp="http://schemas.openxmlformats.org/drawingml/2006/wordprocessingDrawing" xmlns:w10="urn:schemas-microsoft-com:office:word" xmlns:w="http://schemas.openxmlformats.org/wordprocessingml/2006/main" xmlns:w14="http://schemas.microsoft.com/office/word/2010/wordml" xmlns:w15="http://schemas.microsoft.com/office/word/2012/wordml" xmlns:w16cex="http://schemas.microsoft.com/office/word/2018/wordml/cex" xmlns:w16cid="http://schemas.microsoft.com/office/word/2016/wordml/cid" xmlns:w16="http://schemas.microsoft.com/office/word/2018/wordml" xmlns:w16sdtdh="http://schemas.microsoft.com/office/word/2020/wordml/sdtdatahash" xmlns:w16se="http://schemas.microsoft.com/office/word/2015/wordml/symex" xmlns:wpg="http://schemas.microsoft.com/office/word/2010/wordprocessingGroup" xmlns:wpi="http://schemas.microsoft.com/office/word/2010/wordprocessingInk" xmlns:wne="http://schemas.microsoft.com/office/word/2006/wordml" xmlns:wps="http://schemas.microsoft.com/office/word/2010/wordprocessingShape" mc:Ignorable="w14 w15 w16se w16cid w16 w16cex w16sdtdh wp14">
   <w:body>
     <w:p/>
     <w:p>
@@ -18,7 +18,10 @@
     </w:p>
     <w:p>
       <w:r>
-        <w:t>Object-oriented design patterns typically show relationships and interactions between classes or objects, without specifying the final application classes or objects that are involved. Patterns that imply mutable state may be unsuited for functional programming languages. Some patterns can be rendered unnecessary in languages that have built-in support for solving the problem they are trying to solve, and object-oriented patterns are not necessarily suitable for non-object-oriented languages.</w:t>
+        <w:t xml:space="preserve">Object-oriented design patterns typically show relationships and interactions between classes or objects, without specifying the final application classes or objects that are involved. </w:t>
+      </w:r>
+      <w:r>
+        <w:t>Patterns that imply mutable state may be unsuited for functional programming languages. Some patterns can be rendered unnecessary in languages that have built-in support for solving the problem they are trying to solve, and object-oriented patterns are not necessarily suitable for non-object-oriented languages.</w:t>
       </w:r>
     </w:p>
     <w:p>
@@ -1101,13 +1104,8 @@
         <w:ind w:left="2160" w:firstLine="720"/>
       </w:pPr>
       <w:r>
-        <w:t xml:space="preserve">private static Singleton </w:t>
-      </w:r>
-      <w:proofErr w:type="spellStart"/>
-      <w:r>
-        <w:t>obj;</w:t>
-      </w:r>
-      <w:proofErr w:type="spellEnd"/>
+        <w:t>private static Singleton obj;</w:t>
+      </w:r>
     </w:p>
     <w:p>
       <w:pPr>
@@ -1158,15 +1156,7 @@
         <w:tab/>
       </w:r>
       <w:r>
-        <w:t>if (</w:t>
-      </w:r>
-      <w:proofErr w:type="spellStart"/>
-      <w:r>
-        <w:t>obj</w:t>
-      </w:r>
-      <w:proofErr w:type="spellEnd"/>
-      <w:r>
-        <w:t>==null)</w:t>
+        <w:t>if (obj==null)</w:t>
       </w:r>
       <w:r>
         <w:t xml:space="preserve"> {</w:t>
@@ -1189,13 +1179,8 @@
       <w:r>
         <w:tab/>
       </w:r>
-      <w:proofErr w:type="spellStart"/>
-      <w:r>
-        <w:t>obj</w:t>
-      </w:r>
-      <w:proofErr w:type="spellEnd"/>
-      <w:r>
-        <w:t xml:space="preserve"> = new Singleton ();</w:t>
+      <w:r>
+        <w:t>obj = new Singleton ();</w:t>
       </w:r>
     </w:p>
     <w:p>
@@ -1231,20 +1216,7 @@
         <w:tab/>
       </w:r>
       <w:r>
-        <w:t> return</w:t>
-      </w:r>
-      <w:bookmarkStart w:id="0" w:name="_GoBack"/>
-      <w:bookmarkEnd w:id="0"/>
-      <w:r>
-        <w:t xml:space="preserve"> </w:t>
-      </w:r>
-      <w:proofErr w:type="spellStart"/>
-      <w:r>
-        <w:t>obj</w:t>
-      </w:r>
-      <w:proofErr w:type="spellEnd"/>
-      <w:r>
-        <w:t>;</w:t>
+        <w:t> return obj;</w:t>
       </w:r>
     </w:p>
     <w:p>
@@ -2942,14 +2914,9 @@
       <w:r>
         <w:t>(</w:t>
       </w:r>
-      <w:proofErr w:type="spellStart"/>
       <w:proofErr w:type="gramEnd"/>
       <w:r>
-        <w:t>int</w:t>
-      </w:r>
-      <w:proofErr w:type="spellEnd"/>
-      <w:r>
-        <w:t xml:space="preserve"> id){</w:t>
+        <w:t>int id){</w:t>
       </w:r>
     </w:p>
     <w:p>
@@ -3023,14 +2990,9 @@
       <w:r>
         <w:t>(</w:t>
       </w:r>
-      <w:proofErr w:type="spellStart"/>
       <w:proofErr w:type="gramEnd"/>
       <w:r>
-        <w:t>int</w:t>
-      </w:r>
-      <w:proofErr w:type="spellEnd"/>
-      <w:r>
-        <w:t xml:space="preserve"> id);</w:t>
+        <w:t>int id);</w:t>
       </w:r>
     </w:p>
     <w:p>
@@ -3117,14 +3079,9 @@
       <w:r>
         <w:t>(</w:t>
       </w:r>
-      <w:proofErr w:type="spellStart"/>
       <w:proofErr w:type="gramEnd"/>
       <w:r>
-        <w:t>int</w:t>
-      </w:r>
-      <w:proofErr w:type="spellEnd"/>
-      <w:r>
-        <w:t xml:space="preserve"> id){</w:t>
+        <w:t>int id){</w:t>
       </w:r>
     </w:p>
     <w:p>
@@ -3217,23 +3174,7 @@
     </w:p>
     <w:p>
       <w:r>
-        <w:t xml:space="preserve">The built-in </w:t>
-      </w:r>
-      <w:proofErr w:type="spellStart"/>
-      <w:r>
-        <w:t>IoC</w:t>
-      </w:r>
-      <w:proofErr w:type="spellEnd"/>
-      <w:r>
-        <w:t xml:space="preserve"> container does not support property injection. You will have to use a third-party </w:t>
-      </w:r>
-      <w:proofErr w:type="spellStart"/>
-      <w:r>
-        <w:t>IoC</w:t>
-      </w:r>
-      <w:proofErr w:type="spellEnd"/>
-      <w:r>
-        <w:t xml:space="preserve"> container.</w:t>
+        <w:t>The built-in IoC container does not support property injection. You will have to use a third-party IoC container.</w:t>
       </w:r>
     </w:p>
     <w:p>
@@ -3312,14 +3253,9 @@
       <w:r>
         <w:t>(</w:t>
       </w:r>
-      <w:proofErr w:type="spellStart"/>
       <w:proofErr w:type="gramEnd"/>
       <w:r>
-        <w:t>int</w:t>
-      </w:r>
-      <w:proofErr w:type="spellEnd"/>
-      <w:r>
-        <w:t xml:space="preserve"> id){</w:t>
+        <w:t>int id){</w:t>
       </w:r>
     </w:p>
     <w:p>
@@ -3538,14 +3474,9 @@
       <w:r>
         <w:t>(</w:t>
       </w:r>
-      <w:proofErr w:type="spellStart"/>
       <w:proofErr w:type="gramEnd"/>
       <w:r>
-        <w:t>int</w:t>
-      </w:r>
-      <w:proofErr w:type="spellEnd"/>
-      <w:r>
-        <w:t xml:space="preserve"> id) {</w:t>
+        <w:t>int id) {</w:t>
       </w:r>
     </w:p>
     <w:p>
@@ -3782,14 +3713,9 @@
       <w:r>
         <w:t>(</w:t>
       </w:r>
-      <w:proofErr w:type="spellStart"/>
       <w:proofErr w:type="gramEnd"/>
       <w:r>
-        <w:t>int</w:t>
-      </w:r>
-      <w:proofErr w:type="spellEnd"/>
-      <w:r>
-        <w:t xml:space="preserve"> id){</w:t>
+        <w:t>int id){</w:t>
       </w:r>
     </w:p>
     <w:p>
@@ -4056,14 +3982,9 @@
       <w:r>
         <w:t>(</w:t>
       </w:r>
-      <w:proofErr w:type="spellStart"/>
       <w:proofErr w:type="gramEnd"/>
       <w:r>
-        <w:t>int</w:t>
-      </w:r>
-      <w:proofErr w:type="spellEnd"/>
-      <w:r>
-        <w:t xml:space="preserve"> id) {</w:t>
+        <w:t>int id) {</w:t>
       </w:r>
     </w:p>
     <w:p>
@@ -4115,15 +4036,7 @@
         <w:pStyle w:val="Heading1"/>
       </w:pPr>
       <w:r>
-        <w:t>Inversion of Control (</w:t>
-      </w:r>
-      <w:proofErr w:type="spellStart"/>
-      <w:r>
-        <w:t>IoC</w:t>
-      </w:r>
-      <w:proofErr w:type="spellEnd"/>
-      <w:r>
-        <w:t>)</w:t>
+        <w:t>Inversion of Control (IoC)</w:t>
       </w:r>
     </w:p>
     <w:p/>
@@ -4140,7 +4053,7 @@
 </file>
 
 <file path=word/numbering.xml><?xml version="1.0" encoding="utf-8"?>
-<w:numbering xmlns:wpc="http://schemas.microsoft.com/office/word/2010/wordprocessingCanvas" xmlns:cx="http://schemas.microsoft.com/office/drawing/2014/chartex" xmlns:cx1="http://schemas.microsoft.com/office/drawing/2015/9/8/chartex" xmlns:mc="http://schemas.openxmlformats.org/markup-compatibility/2006" xmlns:o="urn:schemas-microsoft-com:office:office" xmlns:r="http://schemas.openxmlformats.org/officeDocument/2006/relationships" xmlns:m="http://schemas.openxmlformats.org/officeDocument/2006/math" xmlns:v="urn:schemas-microsoft-com:vml" xmlns:wp14="http://schemas.microsoft.com/office/word/2010/wordprocessingDrawing" xmlns:wp="http://schemas.openxmlformats.org/drawingml/2006/wordprocessingDrawing" xmlns:w10="urn:schemas-microsoft-com:office:word" xmlns:w="http://schemas.openxmlformats.org/wordprocessingml/2006/main" xmlns:w14="http://schemas.microsoft.com/office/word/2010/wordml" xmlns:w15="http://schemas.microsoft.com/office/word/2012/wordml" xmlns:w16se="http://schemas.microsoft.com/office/word/2015/wordml/symex" xmlns:wpg="http://schemas.microsoft.com/office/word/2010/wordprocessingGroup" xmlns:wpi="http://schemas.microsoft.com/office/word/2010/wordprocessingInk" xmlns:wne="http://schemas.microsoft.com/office/word/2006/wordml" xmlns:wps="http://schemas.microsoft.com/office/word/2010/wordprocessingShape" mc:Ignorable="w14 w15 w16se wp14">
+<w:numbering xmlns:wpc="http://schemas.microsoft.com/office/word/2010/wordprocessingCanvas" xmlns:cx="http://schemas.microsoft.com/office/drawing/2014/chartex" xmlns:cx1="http://schemas.microsoft.com/office/drawing/2015/9/8/chartex" xmlns:cx2="http://schemas.microsoft.com/office/drawing/2015/10/21/chartex" xmlns:cx3="http://schemas.microsoft.com/office/drawing/2016/5/9/chartex" xmlns:cx4="http://schemas.microsoft.com/office/drawing/2016/5/10/chartex" xmlns:cx5="http://schemas.microsoft.com/office/drawing/2016/5/11/chartex" xmlns:cx6="http://schemas.microsoft.com/office/drawing/2016/5/12/chartex" xmlns:cx7="http://schemas.microsoft.com/office/drawing/2016/5/13/chartex" xmlns:cx8="http://schemas.microsoft.com/office/drawing/2016/5/14/chartex" xmlns:mc="http://schemas.openxmlformats.org/markup-compatibility/2006" xmlns:aink="http://schemas.microsoft.com/office/drawing/2016/ink" xmlns:am3d="http://schemas.microsoft.com/office/drawing/2017/model3d" xmlns:o="urn:schemas-microsoft-com:office:office" xmlns:r="http://schemas.openxmlformats.org/officeDocument/2006/relationships" xmlns:m="http://schemas.openxmlformats.org/officeDocument/2006/math" xmlns:v="urn:schemas-microsoft-com:vml" xmlns:wp14="http://schemas.microsoft.com/office/word/2010/wordprocessingDrawing" xmlns:wp="http://schemas.openxmlformats.org/drawingml/2006/wordprocessingDrawing" xmlns:w10="urn:schemas-microsoft-com:office:word" xmlns:w="http://schemas.openxmlformats.org/wordprocessingml/2006/main" xmlns:w14="http://schemas.microsoft.com/office/word/2010/wordml" xmlns:w15="http://schemas.microsoft.com/office/word/2012/wordml" xmlns:w16cex="http://schemas.microsoft.com/office/word/2018/wordml/cex" xmlns:w16cid="http://schemas.microsoft.com/office/word/2016/wordml/cid" xmlns:w16="http://schemas.microsoft.com/office/word/2018/wordml" xmlns:w16sdtdh="http://schemas.microsoft.com/office/word/2020/wordml/sdtdatahash" xmlns:w16se="http://schemas.microsoft.com/office/word/2015/wordml/symex" xmlns:wpg="http://schemas.microsoft.com/office/word/2010/wordprocessingGroup" xmlns:wpi="http://schemas.microsoft.com/office/word/2010/wordprocessingInk" xmlns:wne="http://schemas.microsoft.com/office/word/2006/wordml" xmlns:wps="http://schemas.microsoft.com/office/word/2010/wordprocessingShape" mc:Ignorable="w14 w15 w16se w16cid w16 w16cex w16sdtdh wp14">
   <w:abstractNum w:abstractNumId="0" w15:restartNumberingAfterBreak="0">
     <w:nsid w:val="0EA7531C"/>
     <w:multiLevelType w:val="hybridMultilevel"/>
@@ -5213,7 +5126,7 @@
 </file>
 
 <file path=word/styles.xml><?xml version="1.0" encoding="utf-8"?>
-<w:styles xmlns:mc="http://schemas.openxmlformats.org/markup-compatibility/2006" xmlns:r="http://schemas.openxmlformats.org/officeDocument/2006/relationships" xmlns:w="http://schemas.openxmlformats.org/wordprocessingml/2006/main" xmlns:w14="http://schemas.microsoft.com/office/word/2010/wordml" xmlns:w15="http://schemas.microsoft.com/office/word/2012/wordml" xmlns:w16se="http://schemas.microsoft.com/office/word/2015/wordml/symex" mc:Ignorable="w14 w15 w16se">
+<w:styles xmlns:mc="http://schemas.openxmlformats.org/markup-compatibility/2006" xmlns:r="http://schemas.openxmlformats.org/officeDocument/2006/relationships" xmlns:w="http://schemas.openxmlformats.org/wordprocessingml/2006/main" xmlns:w14="http://schemas.microsoft.com/office/word/2010/wordml" xmlns:w15="http://schemas.microsoft.com/office/word/2012/wordml" xmlns:w16cex="http://schemas.microsoft.com/office/word/2018/wordml/cex" xmlns:w16cid="http://schemas.microsoft.com/office/word/2016/wordml/cid" xmlns:w16="http://schemas.microsoft.com/office/word/2018/wordml" xmlns:w16sdtdh="http://schemas.microsoft.com/office/word/2020/wordml/sdtdatahash" xmlns:w16se="http://schemas.microsoft.com/office/word/2015/wordml/symex" mc:Ignorable="w14 w15 w16se w16cid w16 w16cex w16sdtdh">
   <w:docDefaults>
     <w:rPrDefault>
       <w:rPr>
@@ -5229,7 +5142,7 @@
       </w:pPr>
     </w:pPrDefault>
   </w:docDefaults>
-  <w:latentStyles w:defLockedState="0" w:defUIPriority="99" w:defSemiHidden="0" w:defUnhideWhenUsed="0" w:defQFormat="0" w:count="371">
+  <w:latentStyles w:defLockedState="0" w:defUIPriority="99" w:defSemiHidden="0" w:defUnhideWhenUsed="0" w:defQFormat="0" w:count="376">
     <w:lsdException w:name="Normal" w:uiPriority="0" w:qFormat="1"/>
     <w:lsdException w:name="heading 1" w:uiPriority="9" w:qFormat="1"/>
     <w:lsdException w:name="heading 2" w:semiHidden="1" w:uiPriority="9" w:unhideWhenUsed="1" w:qFormat="1"/>
@@ -5335,7 +5248,6 @@
     <w:lsdException w:name="HTML Sample" w:semiHidden="1" w:unhideWhenUsed="1"/>
     <w:lsdException w:name="HTML Typewriter" w:semiHidden="1" w:unhideWhenUsed="1"/>
     <w:lsdException w:name="HTML Variable" w:semiHidden="1" w:unhideWhenUsed="1"/>
-    <w:lsdException w:name="Normal Table" w:semiHidden="1" w:unhideWhenUsed="1"/>
     <w:lsdException w:name="annotation subject" w:semiHidden="1" w:unhideWhenUsed="1"/>
     <w:lsdException w:name="No List" w:semiHidden="1" w:unhideWhenUsed="1"/>
     <w:lsdException w:name="Outline List 1" w:semiHidden="1" w:unhideWhenUsed="1"/>
@@ -5378,11 +5290,8 @@
     <w:lsdException w:name="Table Contemporary" w:semiHidden="1" w:unhideWhenUsed="1"/>
     <w:lsdException w:name="Table Elegant" w:semiHidden="1" w:unhideWhenUsed="1"/>
     <w:lsdException w:name="Table Professional" w:semiHidden="1" w:unhideWhenUsed="1"/>
-    <w:lsdException w:name="Table Subtle 1" w:semiHidden="1" w:unhideWhenUsed="1"/>
     <w:lsdException w:name="Table Subtle 2" w:semiHidden="1" w:unhideWhenUsed="1"/>
     <w:lsdException w:name="Table Web 1" w:semiHidden="1" w:unhideWhenUsed="1"/>
-    <w:lsdException w:name="Table Web 2" w:semiHidden="1" w:unhideWhenUsed="1"/>
-    <w:lsdException w:name="Table Web 3" w:semiHidden="1" w:unhideWhenUsed="1"/>
     <w:lsdException w:name="Balloon Text" w:semiHidden="1" w:unhideWhenUsed="1"/>
     <w:lsdException w:name="Table Grid" w:uiPriority="39"/>
     <w:lsdException w:name="Table Theme" w:semiHidden="1" w:unhideWhenUsed="1"/>
@@ -5601,6 +5510,11 @@
     <w:lsdException w:name="List Table 5 Dark Accent 6" w:uiPriority="50"/>
     <w:lsdException w:name="List Table 6 Colorful Accent 6" w:uiPriority="51"/>
     <w:lsdException w:name="List Table 7 Colorful Accent 6" w:uiPriority="52"/>
+    <w:lsdException w:name="Mention" w:semiHidden="1" w:unhideWhenUsed="1"/>
+    <w:lsdException w:name="Smart Hyperlink" w:semiHidden="1" w:unhideWhenUsed="1"/>
+    <w:lsdException w:name="Hashtag" w:semiHidden="1" w:unhideWhenUsed="1"/>
+    <w:lsdException w:name="Unresolved Mention" w:semiHidden="1" w:unhideWhenUsed="1"/>
+    <w:lsdException w:name="Smart Link" w:semiHidden="1" w:unhideWhenUsed="1"/>
   </w:latentStyles>
   <w:style w:type="paragraph" w:default="1" w:styleId="Normal">
     <w:name w:val="Normal"/>
